--- a/src/spikes/004-pdf-pptx-conversion/samples/sample-document.docx
+++ b/src/spikes/004-pdf-pptx-conversion/samples/sample-document.docx
@@ -12,7 +12,20 @@
     </w:p>
     <w:p>
       <w:r>
-        <w:t>This guide covers the setup and configuration of the Azure Knowledge Base Agent for local development and Azure deployment.</w:t>
+        <w:t xml:space="preserve">This guide covers the setup and configuration of the Azure Knowledge Base Agent for local development and Azure deployment. For more information, see </w:t>
+      </w:r>
+      <w:hyperlink r:id="rId9">
+        <w:r>
+          <w:rPr>
+            <w:rStyle w:val="Hyperlink"/>
+            <w:color w:val="0563C1"/>
+            <w:u w:val="single"/>
+          </w:rPr>
+          <w:t>Azure AI Search documentation</w:t>
+        </w:r>
+      </w:hyperlink>
+      <w:r>
+        <w:t>.</w:t>
       </w:r>
     </w:p>
     <w:p>
@@ -72,7 +85,7 @@
       <w:r>
         <w:drawing>
           <wp:inline xmlns:a="http://schemas.openxmlformats.org/drawingml/2006/main" xmlns:pic="http://schemas.openxmlformats.org/drawingml/2006/picture">
-            <wp:extent cx="4114800" cy="2743200"/>
+            <wp:extent cx="5029200" cy="3352800"/>
             <wp:docPr id="1" name="Picture 1"/>
             <wp:cNvGraphicFramePr>
               <a:graphicFrameLocks noChangeAspect="1"/>
@@ -85,7 +98,7 @@
                     <pic:cNvPicPr/>
                   </pic:nvPicPr>
                   <pic:blipFill>
-                    <a:blip r:embed="rId9"/>
+                    <a:blip r:embed="rId10"/>
                     <a:stretch>
                       <a:fillRect/>
                     </a:stretch>
@@ -93,7 +106,105 @@
                   <pic:spPr>
                     <a:xfrm>
                       <a:off x="0" y="0"/>
-                      <a:ext cx="4114800" cy="2743200"/>
+                      <a:ext cx="5029200" cy="3352800"/>
+                    </a:xfrm>
+                    <a:prstGeom prst="rect"/>
+                  </pic:spPr>
+                </pic:pic>
+              </a:graphicData>
+            </a:graphic>
+          </wp:inline>
+        </w:drawing>
+      </w:r>
+    </w:p>
+    <w:p>
+      <w:pPr>
+        <w:pStyle w:val="Heading1"/>
+      </w:pPr>
+      <w:r>
+        <w:t>Performance Comparison</w:t>
+      </w:r>
+    </w:p>
+    <w:p>
+      <w:r>
+        <w:t>The chart below compares conversion latency across different backends:</w:t>
+      </w:r>
+    </w:p>
+    <w:p>
+      <w:r>
+        <w:drawing>
+          <wp:inline xmlns:a="http://schemas.openxmlformats.org/drawingml/2006/main" xmlns:pic="http://schemas.openxmlformats.org/drawingml/2006/picture">
+            <wp:extent cx="4572000" cy="3200400"/>
+            <wp:docPr id="2" name="Picture 2"/>
+            <wp:cNvGraphicFramePr>
+              <a:graphicFrameLocks noChangeAspect="1"/>
+            </wp:cNvGraphicFramePr>
+            <a:graphic>
+              <a:graphicData uri="http://schemas.openxmlformats.org/drawingml/2006/picture">
+                <pic:pic>
+                  <pic:nvPicPr>
+                    <pic:cNvPr id="0" name="docx-chart.png"/>
+                    <pic:cNvPicPr/>
+                  </pic:nvPicPr>
+                  <pic:blipFill>
+                    <a:blip r:embed="rId11"/>
+                    <a:stretch>
+                      <a:fillRect/>
+                    </a:stretch>
+                  </pic:blipFill>
+                  <pic:spPr>
+                    <a:xfrm>
+                      <a:off x="0" y="0"/>
+                      <a:ext cx="4572000" cy="3200400"/>
+                    </a:xfrm>
+                    <a:prstGeom prst="rect"/>
+                  </pic:spPr>
+                </pic:pic>
+              </a:graphicData>
+            </a:graphic>
+          </wp:inline>
+        </w:drawing>
+      </w:r>
+    </w:p>
+    <w:p>
+      <w:pPr>
+        <w:pStyle w:val="Heading1"/>
+      </w:pPr>
+      <w:r>
+        <w:t>Photo Extraction Test</w:t>
+      </w:r>
+    </w:p>
+    <w:p>
+      <w:r>
+        <w:t>Photo-like images with complex gradients and organic shapes test whether extraction preserves color fidelity and detail:</w:t>
+      </w:r>
+    </w:p>
+    <w:p>
+      <w:r>
+        <w:drawing>
+          <wp:inline xmlns:a="http://schemas.openxmlformats.org/drawingml/2006/main" xmlns:pic="http://schemas.openxmlformats.org/drawingml/2006/picture">
+            <wp:extent cx="4572000" cy="3200400"/>
+            <wp:docPr id="3" name="Picture 3"/>
+            <wp:cNvGraphicFramePr>
+              <a:graphicFrameLocks noChangeAspect="1"/>
+            </wp:cNvGraphicFramePr>
+            <a:graphic>
+              <a:graphicData uri="http://schemas.openxmlformats.org/drawingml/2006/picture">
+                <pic:pic>
+                  <pic:nvPicPr>
+                    <pic:cNvPr id="0" name="docx-photo.png"/>
+                    <pic:cNvPicPr/>
+                  </pic:nvPicPr>
+                  <pic:blipFill>
+                    <a:blip r:embed="rId12"/>
+                    <a:stretch>
+                      <a:fillRect/>
+                    </a:stretch>
+                  </pic:blipFill>
+                  <pic:spPr>
+                    <a:xfrm>
+                      <a:off x="0" y="0"/>
+                      <a:ext cx="4572000" cy="3200400"/>
                     </a:xfrm>
                     <a:prstGeom prst="rect"/>
                   </pic:spPr>
@@ -315,6 +426,2057 @@
       <w:r>
         <w:t>Run make test to verify the deployment.</w:t>
       </w:r>
+    </w:p>
+    <w:p>
+      <w:pPr>
+        <w:pStyle w:val="Heading1"/>
+      </w:pPr>
+      <w:r>
+        <w:t>Azure Resource Inventory (Long Table)</w:t>
+      </w:r>
+    </w:p>
+    <w:p>
+      <w:r>
+        <w:t>The following table lists all Azure resources deployed for the KB Agent system. This table is intentionally long (30 rows) to test cross-page table handling.</w:t>
+      </w:r>
+    </w:p>
+    <w:tbl>
+      <w:tblPr>
+        <w:tblStyle w:val="TableGrid"/>
+        <w:tblW w:type="auto" w:w="0"/>
+        <w:tblLook w:firstColumn="1" w:firstRow="1" w:lastColumn="0" w:lastRow="0" w:noHBand="0" w:noVBand="1" w:val="04A0"/>
+      </w:tblPr>
+      <w:tblGrid>
+        <w:gridCol w:w="1440"/>
+        <w:gridCol w:w="1440"/>
+        <w:gridCol w:w="1440"/>
+        <w:gridCol w:w="1440"/>
+        <w:gridCol w:w="1440"/>
+        <w:gridCol w:w="1440"/>
+      </w:tblGrid>
+      <w:tr>
+        <w:tc>
+          <w:tcPr>
+            <w:tcW w:type="dxa" w:w="1440"/>
+          </w:tcPr>
+          <w:p>
+            <w:r>
+              <w:rPr>
+                <w:b/>
+              </w:rPr>
+              <w:t>#</w:t>
+            </w:r>
+          </w:p>
+        </w:tc>
+        <w:tc>
+          <w:tcPr>
+            <w:tcW w:type="dxa" w:w="1440"/>
+          </w:tcPr>
+          <w:p>
+            <w:r>
+              <w:rPr>
+                <w:b/>
+              </w:rPr>
+              <w:t>Resource Name</w:t>
+            </w:r>
+          </w:p>
+        </w:tc>
+        <w:tc>
+          <w:tcPr>
+            <w:tcW w:type="dxa" w:w="1440"/>
+          </w:tcPr>
+          <w:p>
+            <w:r>
+              <w:rPr>
+                <w:b/>
+              </w:rPr>
+              <w:t>Type</w:t>
+            </w:r>
+          </w:p>
+        </w:tc>
+        <w:tc>
+          <w:tcPr>
+            <w:tcW w:type="dxa" w:w="1440"/>
+          </w:tcPr>
+          <w:p>
+            <w:r>
+              <w:rPr>
+                <w:b/>
+              </w:rPr>
+              <w:t>Region</w:t>
+            </w:r>
+          </w:p>
+        </w:tc>
+        <w:tc>
+          <w:tcPr>
+            <w:tcW w:type="dxa" w:w="1440"/>
+          </w:tcPr>
+          <w:p>
+            <w:r>
+              <w:rPr>
+                <w:b/>
+              </w:rPr>
+              <w:t>Status</w:t>
+            </w:r>
+          </w:p>
+        </w:tc>
+        <w:tc>
+          <w:tcPr>
+            <w:tcW w:type="dxa" w:w="1440"/>
+          </w:tcPr>
+          <w:p>
+            <w:r>
+              <w:rPr>
+                <w:b/>
+              </w:rPr>
+              <w:t>Monthly Cost</w:t>
+            </w:r>
+          </w:p>
+        </w:tc>
+      </w:tr>
+      <w:tr>
+        <w:tc>
+          <w:tcPr>
+            <w:tcW w:type="dxa" w:w="1440"/>
+          </w:tcPr>
+          <w:p>
+            <w:r>
+              <w:t>1</w:t>
+            </w:r>
+          </w:p>
+        </w:tc>
+        <w:tc>
+          <w:tcPr>
+            <w:tcW w:type="dxa" w:w="1440"/>
+          </w:tcPr>
+          <w:p>
+            <w:r>
+              <w:t>kb-agent-container-app-01</w:t>
+            </w:r>
+          </w:p>
+        </w:tc>
+        <w:tc>
+          <w:tcPr>
+            <w:tcW w:type="dxa" w:w="1440"/>
+          </w:tcPr>
+          <w:p>
+            <w:r>
+              <w:t>Container App</w:t>
+            </w:r>
+          </w:p>
+        </w:tc>
+        <w:tc>
+          <w:tcPr>
+            <w:tcW w:type="dxa" w:w="1440"/>
+          </w:tcPr>
+          <w:p>
+            <w:r>
+              <w:t>East US 2</w:t>
+            </w:r>
+          </w:p>
+        </w:tc>
+        <w:tc>
+          <w:tcPr>
+            <w:tcW w:type="dxa" w:w="1440"/>
+          </w:tcPr>
+          <w:p>
+            <w:r>
+              <w:t>Running</w:t>
+            </w:r>
+          </w:p>
+        </w:tc>
+        <w:tc>
+          <w:tcPr>
+            <w:tcW w:type="dxa" w:w="1440"/>
+          </w:tcPr>
+          <w:p>
+            <w:r>
+              <w:t>$45.00</w:t>
+            </w:r>
+          </w:p>
+        </w:tc>
+      </w:tr>
+      <w:tr>
+        <w:tc>
+          <w:tcPr>
+            <w:tcW w:type="dxa" w:w="1440"/>
+          </w:tcPr>
+          <w:p>
+            <w:r>
+              <w:t>2</w:t>
+            </w:r>
+          </w:p>
+        </w:tc>
+        <w:tc>
+          <w:tcPr>
+            <w:tcW w:type="dxa" w:w="1440"/>
+          </w:tcPr>
+          <w:p>
+            <w:r>
+              <w:t>kb-agent-cosmos-db-02</w:t>
+            </w:r>
+          </w:p>
+        </w:tc>
+        <w:tc>
+          <w:tcPr>
+            <w:tcW w:type="dxa" w:w="1440"/>
+          </w:tcPr>
+          <w:p>
+            <w:r>
+              <w:t>Cosmos DB</w:t>
+            </w:r>
+          </w:p>
+        </w:tc>
+        <w:tc>
+          <w:tcPr>
+            <w:tcW w:type="dxa" w:w="1440"/>
+          </w:tcPr>
+          <w:p>
+            <w:r>
+              <w:t>West US 3</w:t>
+            </w:r>
+          </w:p>
+        </w:tc>
+        <w:tc>
+          <w:tcPr>
+            <w:tcW w:type="dxa" w:w="1440"/>
+          </w:tcPr>
+          <w:p>
+            <w:r>
+              <w:t>Provisioned</w:t>
+            </w:r>
+          </w:p>
+        </w:tc>
+        <w:tc>
+          <w:tcPr>
+            <w:tcW w:type="dxa" w:w="1440"/>
+          </w:tcPr>
+          <w:p>
+            <w:r>
+              <w:t>$120.50</w:t>
+            </w:r>
+          </w:p>
+        </w:tc>
+      </w:tr>
+      <w:tr>
+        <w:tc>
+          <w:tcPr>
+            <w:tcW w:type="dxa" w:w="1440"/>
+          </w:tcPr>
+          <w:p>
+            <w:r>
+              <w:t>3</w:t>
+            </w:r>
+          </w:p>
+        </w:tc>
+        <w:tc>
+          <w:tcPr>
+            <w:tcW w:type="dxa" w:w="1440"/>
+          </w:tcPr>
+          <w:p>
+            <w:r>
+              <w:t>kb-agent-ai-search-03</w:t>
+            </w:r>
+          </w:p>
+        </w:tc>
+        <w:tc>
+          <w:tcPr>
+            <w:tcW w:type="dxa" w:w="1440"/>
+          </w:tcPr>
+          <w:p>
+            <w:r>
+              <w:t>AI Search</w:t>
+            </w:r>
+          </w:p>
+        </w:tc>
+        <w:tc>
+          <w:tcPr>
+            <w:tcW w:type="dxa" w:w="1440"/>
+          </w:tcPr>
+          <w:p>
+            <w:r>
+              <w:t>Central US</w:t>
+            </w:r>
+          </w:p>
+        </w:tc>
+        <w:tc>
+          <w:tcPr>
+            <w:tcW w:type="dxa" w:w="1440"/>
+          </w:tcPr>
+          <w:p>
+            <w:r>
+              <w:t>Scaling</w:t>
+            </w:r>
+          </w:p>
+        </w:tc>
+        <w:tc>
+          <w:tcPr>
+            <w:tcW w:type="dxa" w:w="1440"/>
+          </w:tcPr>
+          <w:p>
+            <w:r>
+              <w:t>$89.99</w:t>
+            </w:r>
+          </w:p>
+        </w:tc>
+      </w:tr>
+      <w:tr>
+        <w:tc>
+          <w:tcPr>
+            <w:tcW w:type="dxa" w:w="1440"/>
+          </w:tcPr>
+          <w:p>
+            <w:r>
+              <w:t>4</w:t>
+            </w:r>
+          </w:p>
+        </w:tc>
+        <w:tc>
+          <w:tcPr>
+            <w:tcW w:type="dxa" w:w="1440"/>
+          </w:tcPr>
+          <w:p>
+            <w:r>
+              <w:t>kb-agent-openai-04</w:t>
+            </w:r>
+          </w:p>
+        </w:tc>
+        <w:tc>
+          <w:tcPr>
+            <w:tcW w:type="dxa" w:w="1440"/>
+          </w:tcPr>
+          <w:p>
+            <w:r>
+              <w:t>OpenAI</w:t>
+            </w:r>
+          </w:p>
+        </w:tc>
+        <w:tc>
+          <w:tcPr>
+            <w:tcW w:type="dxa" w:w="1440"/>
+          </w:tcPr>
+          <w:p>
+            <w:r>
+              <w:t>North Europe</w:t>
+            </w:r>
+          </w:p>
+        </w:tc>
+        <w:tc>
+          <w:tcPr>
+            <w:tcW w:type="dxa" w:w="1440"/>
+          </w:tcPr>
+          <w:p>
+            <w:r>
+              <w:t>Updating</w:t>
+            </w:r>
+          </w:p>
+        </w:tc>
+        <w:tc>
+          <w:tcPr>
+            <w:tcW w:type="dxa" w:w="1440"/>
+          </w:tcPr>
+          <w:p>
+            <w:r>
+              <w:t>$210.00</w:t>
+            </w:r>
+          </w:p>
+        </w:tc>
+      </w:tr>
+      <w:tr>
+        <w:tc>
+          <w:tcPr>
+            <w:tcW w:type="dxa" w:w="1440"/>
+          </w:tcPr>
+          <w:p>
+            <w:r>
+              <w:t>5</w:t>
+            </w:r>
+          </w:p>
+        </w:tc>
+        <w:tc>
+          <w:tcPr>
+            <w:tcW w:type="dxa" w:w="1440"/>
+          </w:tcPr>
+          <w:p>
+            <w:r>
+              <w:t>kb-agent-blob-storage-05</w:t>
+            </w:r>
+          </w:p>
+        </w:tc>
+        <w:tc>
+          <w:tcPr>
+            <w:tcW w:type="dxa" w:w="1440"/>
+          </w:tcPr>
+          <w:p>
+            <w:r>
+              <w:t>Blob Storage</w:t>
+            </w:r>
+          </w:p>
+        </w:tc>
+        <w:tc>
+          <w:tcPr>
+            <w:tcW w:type="dxa" w:w="1440"/>
+          </w:tcPr>
+          <w:p>
+            <w:r>
+              <w:t>West Europe</w:t>
+            </w:r>
+          </w:p>
+        </w:tc>
+        <w:tc>
+          <w:tcPr>
+            <w:tcW w:type="dxa" w:w="1440"/>
+          </w:tcPr>
+          <w:p>
+            <w:r>
+              <w:t>Healthy</w:t>
+            </w:r>
+          </w:p>
+        </w:tc>
+        <w:tc>
+          <w:tcPr>
+            <w:tcW w:type="dxa" w:w="1440"/>
+          </w:tcPr>
+          <w:p>
+            <w:r>
+              <w:t>$15.75</w:t>
+            </w:r>
+          </w:p>
+        </w:tc>
+      </w:tr>
+      <w:tr>
+        <w:tc>
+          <w:tcPr>
+            <w:tcW w:type="dxa" w:w="1440"/>
+          </w:tcPr>
+          <w:p>
+            <w:r>
+              <w:t>6</w:t>
+            </w:r>
+          </w:p>
+        </w:tc>
+        <w:tc>
+          <w:tcPr>
+            <w:tcW w:type="dxa" w:w="1440"/>
+          </w:tcPr>
+          <w:p>
+            <w:r>
+              <w:t>kb-agent-key-vault-06</w:t>
+            </w:r>
+          </w:p>
+        </w:tc>
+        <w:tc>
+          <w:tcPr>
+            <w:tcW w:type="dxa" w:w="1440"/>
+          </w:tcPr>
+          <w:p>
+            <w:r>
+              <w:t>Key Vault</w:t>
+            </w:r>
+          </w:p>
+        </w:tc>
+        <w:tc>
+          <w:tcPr>
+            <w:tcW w:type="dxa" w:w="1440"/>
+          </w:tcPr>
+          <w:p>
+            <w:r>
+              <w:t>East US 2</w:t>
+            </w:r>
+          </w:p>
+        </w:tc>
+        <w:tc>
+          <w:tcPr>
+            <w:tcW w:type="dxa" w:w="1440"/>
+          </w:tcPr>
+          <w:p>
+            <w:r>
+              <w:t>Running</w:t>
+            </w:r>
+          </w:p>
+        </w:tc>
+        <w:tc>
+          <w:tcPr>
+            <w:tcW w:type="dxa" w:w="1440"/>
+          </w:tcPr>
+          <w:p>
+            <w:r>
+              <w:t>$32.40</w:t>
+            </w:r>
+          </w:p>
+        </w:tc>
+      </w:tr>
+      <w:tr>
+        <w:tc>
+          <w:tcPr>
+            <w:tcW w:type="dxa" w:w="1440"/>
+          </w:tcPr>
+          <w:p>
+            <w:r>
+              <w:t>7</w:t>
+            </w:r>
+          </w:p>
+        </w:tc>
+        <w:tc>
+          <w:tcPr>
+            <w:tcW w:type="dxa" w:w="1440"/>
+          </w:tcPr>
+          <w:p>
+            <w:r>
+              <w:t>kb-agent-app-insights-07</w:t>
+            </w:r>
+          </w:p>
+        </w:tc>
+        <w:tc>
+          <w:tcPr>
+            <w:tcW w:type="dxa" w:w="1440"/>
+          </w:tcPr>
+          <w:p>
+            <w:r>
+              <w:t>App Insights</w:t>
+            </w:r>
+          </w:p>
+        </w:tc>
+        <w:tc>
+          <w:tcPr>
+            <w:tcW w:type="dxa" w:w="1440"/>
+          </w:tcPr>
+          <w:p>
+            <w:r>
+              <w:t>West US 3</w:t>
+            </w:r>
+          </w:p>
+        </w:tc>
+        <w:tc>
+          <w:tcPr>
+            <w:tcW w:type="dxa" w:w="1440"/>
+          </w:tcPr>
+          <w:p>
+            <w:r>
+              <w:t>Provisioned</w:t>
+            </w:r>
+          </w:p>
+        </w:tc>
+        <w:tc>
+          <w:tcPr>
+            <w:tcW w:type="dxa" w:w="1440"/>
+          </w:tcPr>
+          <w:p>
+            <w:r>
+              <w:t>$8.50</w:t>
+            </w:r>
+          </w:p>
+        </w:tc>
+      </w:tr>
+      <w:tr>
+        <w:tc>
+          <w:tcPr>
+            <w:tcW w:type="dxa" w:w="1440"/>
+          </w:tcPr>
+          <w:p>
+            <w:r>
+              <w:t>8</w:t>
+            </w:r>
+          </w:p>
+        </w:tc>
+        <w:tc>
+          <w:tcPr>
+            <w:tcW w:type="dxa" w:w="1440"/>
+          </w:tcPr>
+          <w:p>
+            <w:r>
+              <w:t>kb-agent-log-analytics-08</w:t>
+            </w:r>
+          </w:p>
+        </w:tc>
+        <w:tc>
+          <w:tcPr>
+            <w:tcW w:type="dxa" w:w="1440"/>
+          </w:tcPr>
+          <w:p>
+            <w:r>
+              <w:t>Log Analytics</w:t>
+            </w:r>
+          </w:p>
+        </w:tc>
+        <w:tc>
+          <w:tcPr>
+            <w:tcW w:type="dxa" w:w="1440"/>
+          </w:tcPr>
+          <w:p>
+            <w:r>
+              <w:t>Central US</w:t>
+            </w:r>
+          </w:p>
+        </w:tc>
+        <w:tc>
+          <w:tcPr>
+            <w:tcW w:type="dxa" w:w="1440"/>
+          </w:tcPr>
+          <w:p>
+            <w:r>
+              <w:t>Scaling</w:t>
+            </w:r>
+          </w:p>
+        </w:tc>
+        <w:tc>
+          <w:tcPr>
+            <w:tcW w:type="dxa" w:w="1440"/>
+          </w:tcPr>
+          <w:p>
+            <w:r>
+              <w:t>$55.20</w:t>
+            </w:r>
+          </w:p>
+        </w:tc>
+      </w:tr>
+      <w:tr>
+        <w:tc>
+          <w:tcPr>
+            <w:tcW w:type="dxa" w:w="1440"/>
+          </w:tcPr>
+          <w:p>
+            <w:r>
+              <w:t>9</w:t>
+            </w:r>
+          </w:p>
+        </w:tc>
+        <w:tc>
+          <w:tcPr>
+            <w:tcW w:type="dxa" w:w="1440"/>
+          </w:tcPr>
+          <w:p>
+            <w:r>
+              <w:t>kb-agent-container-registry-09</w:t>
+            </w:r>
+          </w:p>
+        </w:tc>
+        <w:tc>
+          <w:tcPr>
+            <w:tcW w:type="dxa" w:w="1440"/>
+          </w:tcPr>
+          <w:p>
+            <w:r>
+              <w:t>Container Registry</w:t>
+            </w:r>
+          </w:p>
+        </w:tc>
+        <w:tc>
+          <w:tcPr>
+            <w:tcW w:type="dxa" w:w="1440"/>
+          </w:tcPr>
+          <w:p>
+            <w:r>
+              <w:t>North Europe</w:t>
+            </w:r>
+          </w:p>
+        </w:tc>
+        <w:tc>
+          <w:tcPr>
+            <w:tcW w:type="dxa" w:w="1440"/>
+          </w:tcPr>
+          <w:p>
+            <w:r>
+              <w:t>Updating</w:t>
+            </w:r>
+          </w:p>
+        </w:tc>
+        <w:tc>
+          <w:tcPr>
+            <w:tcW w:type="dxa" w:w="1440"/>
+          </w:tcPr>
+          <w:p>
+            <w:r>
+              <w:t>$178.00</w:t>
+            </w:r>
+          </w:p>
+        </w:tc>
+      </w:tr>
+      <w:tr>
+        <w:tc>
+          <w:tcPr>
+            <w:tcW w:type="dxa" w:w="1440"/>
+          </w:tcPr>
+          <w:p>
+            <w:r>
+              <w:t>10</w:t>
+            </w:r>
+          </w:p>
+        </w:tc>
+        <w:tc>
+          <w:tcPr>
+            <w:tcW w:type="dxa" w:w="1440"/>
+          </w:tcPr>
+          <w:p>
+            <w:r>
+              <w:t>kb-agent-virtual-network-10</w:t>
+            </w:r>
+          </w:p>
+        </w:tc>
+        <w:tc>
+          <w:tcPr>
+            <w:tcW w:type="dxa" w:w="1440"/>
+          </w:tcPr>
+          <w:p>
+            <w:r>
+              <w:t>Virtual Network</w:t>
+            </w:r>
+          </w:p>
+        </w:tc>
+        <w:tc>
+          <w:tcPr>
+            <w:tcW w:type="dxa" w:w="1440"/>
+          </w:tcPr>
+          <w:p>
+            <w:r>
+              <w:t>West Europe</w:t>
+            </w:r>
+          </w:p>
+        </w:tc>
+        <w:tc>
+          <w:tcPr>
+            <w:tcW w:type="dxa" w:w="1440"/>
+          </w:tcPr>
+          <w:p>
+            <w:r>
+              <w:t>Healthy</w:t>
+            </w:r>
+          </w:p>
+        </w:tc>
+        <w:tc>
+          <w:tcPr>
+            <w:tcW w:type="dxa" w:w="1440"/>
+          </w:tcPr>
+          <w:p>
+            <w:r>
+              <w:t>$0.00</w:t>
+            </w:r>
+          </w:p>
+        </w:tc>
+      </w:tr>
+      <w:tr>
+        <w:tc>
+          <w:tcPr>
+            <w:tcW w:type="dxa" w:w="1440"/>
+          </w:tcPr>
+          <w:p>
+            <w:r>
+              <w:t>11</w:t>
+            </w:r>
+          </w:p>
+        </w:tc>
+        <w:tc>
+          <w:tcPr>
+            <w:tcW w:type="dxa" w:w="1440"/>
+          </w:tcPr>
+          <w:p>
+            <w:r>
+              <w:t>kb-agent-container-app-11</w:t>
+            </w:r>
+          </w:p>
+        </w:tc>
+        <w:tc>
+          <w:tcPr>
+            <w:tcW w:type="dxa" w:w="1440"/>
+          </w:tcPr>
+          <w:p>
+            <w:r>
+              <w:t>Container App</w:t>
+            </w:r>
+          </w:p>
+        </w:tc>
+        <w:tc>
+          <w:tcPr>
+            <w:tcW w:type="dxa" w:w="1440"/>
+          </w:tcPr>
+          <w:p>
+            <w:r>
+              <w:t>East US 2</w:t>
+            </w:r>
+          </w:p>
+        </w:tc>
+        <w:tc>
+          <w:tcPr>
+            <w:tcW w:type="dxa" w:w="1440"/>
+          </w:tcPr>
+          <w:p>
+            <w:r>
+              <w:t>Running</w:t>
+            </w:r>
+          </w:p>
+        </w:tc>
+        <w:tc>
+          <w:tcPr>
+            <w:tcW w:type="dxa" w:w="1440"/>
+          </w:tcPr>
+          <w:p>
+            <w:r>
+              <w:t>$45.00</w:t>
+            </w:r>
+          </w:p>
+        </w:tc>
+      </w:tr>
+      <w:tr>
+        <w:tc>
+          <w:tcPr>
+            <w:tcW w:type="dxa" w:w="1440"/>
+          </w:tcPr>
+          <w:p>
+            <w:r>
+              <w:t>12</w:t>
+            </w:r>
+          </w:p>
+        </w:tc>
+        <w:tc>
+          <w:tcPr>
+            <w:tcW w:type="dxa" w:w="1440"/>
+          </w:tcPr>
+          <w:p>
+            <w:r>
+              <w:t>kb-agent-cosmos-db-12</w:t>
+            </w:r>
+          </w:p>
+        </w:tc>
+        <w:tc>
+          <w:tcPr>
+            <w:tcW w:type="dxa" w:w="1440"/>
+          </w:tcPr>
+          <w:p>
+            <w:r>
+              <w:t>Cosmos DB</w:t>
+            </w:r>
+          </w:p>
+        </w:tc>
+        <w:tc>
+          <w:tcPr>
+            <w:tcW w:type="dxa" w:w="1440"/>
+          </w:tcPr>
+          <w:p>
+            <w:r>
+              <w:t>West US 3</w:t>
+            </w:r>
+          </w:p>
+        </w:tc>
+        <w:tc>
+          <w:tcPr>
+            <w:tcW w:type="dxa" w:w="1440"/>
+          </w:tcPr>
+          <w:p>
+            <w:r>
+              <w:t>Provisioned</w:t>
+            </w:r>
+          </w:p>
+        </w:tc>
+        <w:tc>
+          <w:tcPr>
+            <w:tcW w:type="dxa" w:w="1440"/>
+          </w:tcPr>
+          <w:p>
+            <w:r>
+              <w:t>$120.50</w:t>
+            </w:r>
+          </w:p>
+        </w:tc>
+      </w:tr>
+      <w:tr>
+        <w:tc>
+          <w:tcPr>
+            <w:tcW w:type="dxa" w:w="1440"/>
+          </w:tcPr>
+          <w:p>
+            <w:r>
+              <w:t>13</w:t>
+            </w:r>
+          </w:p>
+        </w:tc>
+        <w:tc>
+          <w:tcPr>
+            <w:tcW w:type="dxa" w:w="1440"/>
+          </w:tcPr>
+          <w:p>
+            <w:r>
+              <w:t>kb-agent-ai-search-13</w:t>
+            </w:r>
+          </w:p>
+        </w:tc>
+        <w:tc>
+          <w:tcPr>
+            <w:tcW w:type="dxa" w:w="1440"/>
+          </w:tcPr>
+          <w:p>
+            <w:r>
+              <w:t>AI Search</w:t>
+            </w:r>
+          </w:p>
+        </w:tc>
+        <w:tc>
+          <w:tcPr>
+            <w:tcW w:type="dxa" w:w="1440"/>
+          </w:tcPr>
+          <w:p>
+            <w:r>
+              <w:t>Central US</w:t>
+            </w:r>
+          </w:p>
+        </w:tc>
+        <w:tc>
+          <w:tcPr>
+            <w:tcW w:type="dxa" w:w="1440"/>
+          </w:tcPr>
+          <w:p>
+            <w:r>
+              <w:t>Scaling</w:t>
+            </w:r>
+          </w:p>
+        </w:tc>
+        <w:tc>
+          <w:tcPr>
+            <w:tcW w:type="dxa" w:w="1440"/>
+          </w:tcPr>
+          <w:p>
+            <w:r>
+              <w:t>$89.99</w:t>
+            </w:r>
+          </w:p>
+        </w:tc>
+      </w:tr>
+      <w:tr>
+        <w:tc>
+          <w:tcPr>
+            <w:tcW w:type="dxa" w:w="1440"/>
+          </w:tcPr>
+          <w:p>
+            <w:r>
+              <w:t>14</w:t>
+            </w:r>
+          </w:p>
+        </w:tc>
+        <w:tc>
+          <w:tcPr>
+            <w:tcW w:type="dxa" w:w="1440"/>
+          </w:tcPr>
+          <w:p>
+            <w:r>
+              <w:t>kb-agent-openai-14</w:t>
+            </w:r>
+          </w:p>
+        </w:tc>
+        <w:tc>
+          <w:tcPr>
+            <w:tcW w:type="dxa" w:w="1440"/>
+          </w:tcPr>
+          <w:p>
+            <w:r>
+              <w:t>OpenAI</w:t>
+            </w:r>
+          </w:p>
+        </w:tc>
+        <w:tc>
+          <w:tcPr>
+            <w:tcW w:type="dxa" w:w="1440"/>
+          </w:tcPr>
+          <w:p>
+            <w:r>
+              <w:t>North Europe</w:t>
+            </w:r>
+          </w:p>
+        </w:tc>
+        <w:tc>
+          <w:tcPr>
+            <w:tcW w:type="dxa" w:w="1440"/>
+          </w:tcPr>
+          <w:p>
+            <w:r>
+              <w:t>Updating</w:t>
+            </w:r>
+          </w:p>
+        </w:tc>
+        <w:tc>
+          <w:tcPr>
+            <w:tcW w:type="dxa" w:w="1440"/>
+          </w:tcPr>
+          <w:p>
+            <w:r>
+              <w:t>$210.00</w:t>
+            </w:r>
+          </w:p>
+        </w:tc>
+      </w:tr>
+      <w:tr>
+        <w:tc>
+          <w:tcPr>
+            <w:tcW w:type="dxa" w:w="1440"/>
+          </w:tcPr>
+          <w:p>
+            <w:r>
+              <w:t>15</w:t>
+            </w:r>
+          </w:p>
+        </w:tc>
+        <w:tc>
+          <w:tcPr>
+            <w:tcW w:type="dxa" w:w="1440"/>
+          </w:tcPr>
+          <w:p>
+            <w:r>
+              <w:t>kb-agent-blob-storage-15</w:t>
+            </w:r>
+          </w:p>
+        </w:tc>
+        <w:tc>
+          <w:tcPr>
+            <w:tcW w:type="dxa" w:w="1440"/>
+          </w:tcPr>
+          <w:p>
+            <w:r>
+              <w:t>Blob Storage</w:t>
+            </w:r>
+          </w:p>
+        </w:tc>
+        <w:tc>
+          <w:tcPr>
+            <w:tcW w:type="dxa" w:w="1440"/>
+          </w:tcPr>
+          <w:p>
+            <w:r>
+              <w:t>West Europe</w:t>
+            </w:r>
+          </w:p>
+        </w:tc>
+        <w:tc>
+          <w:tcPr>
+            <w:tcW w:type="dxa" w:w="1440"/>
+          </w:tcPr>
+          <w:p>
+            <w:r>
+              <w:t>Healthy</w:t>
+            </w:r>
+          </w:p>
+        </w:tc>
+        <w:tc>
+          <w:tcPr>
+            <w:tcW w:type="dxa" w:w="1440"/>
+          </w:tcPr>
+          <w:p>
+            <w:r>
+              <w:t>$15.75</w:t>
+            </w:r>
+          </w:p>
+        </w:tc>
+      </w:tr>
+      <w:tr>
+        <w:tc>
+          <w:tcPr>
+            <w:tcW w:type="dxa" w:w="1440"/>
+          </w:tcPr>
+          <w:p>
+            <w:r>
+              <w:t>16</w:t>
+            </w:r>
+          </w:p>
+        </w:tc>
+        <w:tc>
+          <w:tcPr>
+            <w:tcW w:type="dxa" w:w="1440"/>
+          </w:tcPr>
+          <w:p>
+            <w:r>
+              <w:t>kb-agent-key-vault-16</w:t>
+            </w:r>
+          </w:p>
+        </w:tc>
+        <w:tc>
+          <w:tcPr>
+            <w:tcW w:type="dxa" w:w="1440"/>
+          </w:tcPr>
+          <w:p>
+            <w:r>
+              <w:t>Key Vault</w:t>
+            </w:r>
+          </w:p>
+        </w:tc>
+        <w:tc>
+          <w:tcPr>
+            <w:tcW w:type="dxa" w:w="1440"/>
+          </w:tcPr>
+          <w:p>
+            <w:r>
+              <w:t>East US 2</w:t>
+            </w:r>
+          </w:p>
+        </w:tc>
+        <w:tc>
+          <w:tcPr>
+            <w:tcW w:type="dxa" w:w="1440"/>
+          </w:tcPr>
+          <w:p>
+            <w:r>
+              <w:t>Running</w:t>
+            </w:r>
+          </w:p>
+        </w:tc>
+        <w:tc>
+          <w:tcPr>
+            <w:tcW w:type="dxa" w:w="1440"/>
+          </w:tcPr>
+          <w:p>
+            <w:r>
+              <w:t>$32.40</w:t>
+            </w:r>
+          </w:p>
+        </w:tc>
+      </w:tr>
+      <w:tr>
+        <w:tc>
+          <w:tcPr>
+            <w:tcW w:type="dxa" w:w="1440"/>
+          </w:tcPr>
+          <w:p>
+            <w:r>
+              <w:t>17</w:t>
+            </w:r>
+          </w:p>
+        </w:tc>
+        <w:tc>
+          <w:tcPr>
+            <w:tcW w:type="dxa" w:w="1440"/>
+          </w:tcPr>
+          <w:p>
+            <w:r>
+              <w:t>kb-agent-app-insights-17</w:t>
+            </w:r>
+          </w:p>
+        </w:tc>
+        <w:tc>
+          <w:tcPr>
+            <w:tcW w:type="dxa" w:w="1440"/>
+          </w:tcPr>
+          <w:p>
+            <w:r>
+              <w:t>App Insights</w:t>
+            </w:r>
+          </w:p>
+        </w:tc>
+        <w:tc>
+          <w:tcPr>
+            <w:tcW w:type="dxa" w:w="1440"/>
+          </w:tcPr>
+          <w:p>
+            <w:r>
+              <w:t>West US 3</w:t>
+            </w:r>
+          </w:p>
+        </w:tc>
+        <w:tc>
+          <w:tcPr>
+            <w:tcW w:type="dxa" w:w="1440"/>
+          </w:tcPr>
+          <w:p>
+            <w:r>
+              <w:t>Provisioned</w:t>
+            </w:r>
+          </w:p>
+        </w:tc>
+        <w:tc>
+          <w:tcPr>
+            <w:tcW w:type="dxa" w:w="1440"/>
+          </w:tcPr>
+          <w:p>
+            <w:r>
+              <w:t>$8.50</w:t>
+            </w:r>
+          </w:p>
+        </w:tc>
+      </w:tr>
+      <w:tr>
+        <w:tc>
+          <w:tcPr>
+            <w:tcW w:type="dxa" w:w="1440"/>
+          </w:tcPr>
+          <w:p>
+            <w:r>
+              <w:t>18</w:t>
+            </w:r>
+          </w:p>
+        </w:tc>
+        <w:tc>
+          <w:tcPr>
+            <w:tcW w:type="dxa" w:w="1440"/>
+          </w:tcPr>
+          <w:p>
+            <w:r>
+              <w:t>kb-agent-log-analytics-18</w:t>
+            </w:r>
+          </w:p>
+        </w:tc>
+        <w:tc>
+          <w:tcPr>
+            <w:tcW w:type="dxa" w:w="1440"/>
+          </w:tcPr>
+          <w:p>
+            <w:r>
+              <w:t>Log Analytics</w:t>
+            </w:r>
+          </w:p>
+        </w:tc>
+        <w:tc>
+          <w:tcPr>
+            <w:tcW w:type="dxa" w:w="1440"/>
+          </w:tcPr>
+          <w:p>
+            <w:r>
+              <w:t>Central US</w:t>
+            </w:r>
+          </w:p>
+        </w:tc>
+        <w:tc>
+          <w:tcPr>
+            <w:tcW w:type="dxa" w:w="1440"/>
+          </w:tcPr>
+          <w:p>
+            <w:r>
+              <w:t>Scaling</w:t>
+            </w:r>
+          </w:p>
+        </w:tc>
+        <w:tc>
+          <w:tcPr>
+            <w:tcW w:type="dxa" w:w="1440"/>
+          </w:tcPr>
+          <w:p>
+            <w:r>
+              <w:t>$55.20</w:t>
+            </w:r>
+          </w:p>
+        </w:tc>
+      </w:tr>
+      <w:tr>
+        <w:tc>
+          <w:tcPr>
+            <w:tcW w:type="dxa" w:w="1440"/>
+          </w:tcPr>
+          <w:p>
+            <w:r>
+              <w:t>19</w:t>
+            </w:r>
+          </w:p>
+        </w:tc>
+        <w:tc>
+          <w:tcPr>
+            <w:tcW w:type="dxa" w:w="1440"/>
+          </w:tcPr>
+          <w:p>
+            <w:r>
+              <w:t>kb-agent-container-registry-19</w:t>
+            </w:r>
+          </w:p>
+        </w:tc>
+        <w:tc>
+          <w:tcPr>
+            <w:tcW w:type="dxa" w:w="1440"/>
+          </w:tcPr>
+          <w:p>
+            <w:r>
+              <w:t>Container Registry</w:t>
+            </w:r>
+          </w:p>
+        </w:tc>
+        <w:tc>
+          <w:tcPr>
+            <w:tcW w:type="dxa" w:w="1440"/>
+          </w:tcPr>
+          <w:p>
+            <w:r>
+              <w:t>North Europe</w:t>
+            </w:r>
+          </w:p>
+        </w:tc>
+        <w:tc>
+          <w:tcPr>
+            <w:tcW w:type="dxa" w:w="1440"/>
+          </w:tcPr>
+          <w:p>
+            <w:r>
+              <w:t>Updating</w:t>
+            </w:r>
+          </w:p>
+        </w:tc>
+        <w:tc>
+          <w:tcPr>
+            <w:tcW w:type="dxa" w:w="1440"/>
+          </w:tcPr>
+          <w:p>
+            <w:r>
+              <w:t>$178.00</w:t>
+            </w:r>
+          </w:p>
+        </w:tc>
+      </w:tr>
+      <w:tr>
+        <w:tc>
+          <w:tcPr>
+            <w:tcW w:type="dxa" w:w="1440"/>
+          </w:tcPr>
+          <w:p>
+            <w:r>
+              <w:t>20</w:t>
+            </w:r>
+          </w:p>
+        </w:tc>
+        <w:tc>
+          <w:tcPr>
+            <w:tcW w:type="dxa" w:w="1440"/>
+          </w:tcPr>
+          <w:p>
+            <w:r>
+              <w:t>kb-agent-virtual-network-20</w:t>
+            </w:r>
+          </w:p>
+        </w:tc>
+        <w:tc>
+          <w:tcPr>
+            <w:tcW w:type="dxa" w:w="1440"/>
+          </w:tcPr>
+          <w:p>
+            <w:r>
+              <w:t>Virtual Network</w:t>
+            </w:r>
+          </w:p>
+        </w:tc>
+        <w:tc>
+          <w:tcPr>
+            <w:tcW w:type="dxa" w:w="1440"/>
+          </w:tcPr>
+          <w:p>
+            <w:r>
+              <w:t>West Europe</w:t>
+            </w:r>
+          </w:p>
+        </w:tc>
+        <w:tc>
+          <w:tcPr>
+            <w:tcW w:type="dxa" w:w="1440"/>
+          </w:tcPr>
+          <w:p>
+            <w:r>
+              <w:t>Healthy</w:t>
+            </w:r>
+          </w:p>
+        </w:tc>
+        <w:tc>
+          <w:tcPr>
+            <w:tcW w:type="dxa" w:w="1440"/>
+          </w:tcPr>
+          <w:p>
+            <w:r>
+              <w:t>$0.00</w:t>
+            </w:r>
+          </w:p>
+        </w:tc>
+      </w:tr>
+      <w:tr>
+        <w:tc>
+          <w:tcPr>
+            <w:tcW w:type="dxa" w:w="1440"/>
+          </w:tcPr>
+          <w:p>
+            <w:r>
+              <w:t>21</w:t>
+            </w:r>
+          </w:p>
+        </w:tc>
+        <w:tc>
+          <w:tcPr>
+            <w:tcW w:type="dxa" w:w="1440"/>
+          </w:tcPr>
+          <w:p>
+            <w:r>
+              <w:t>kb-agent-container-app-21</w:t>
+            </w:r>
+          </w:p>
+        </w:tc>
+        <w:tc>
+          <w:tcPr>
+            <w:tcW w:type="dxa" w:w="1440"/>
+          </w:tcPr>
+          <w:p>
+            <w:r>
+              <w:t>Container App</w:t>
+            </w:r>
+          </w:p>
+        </w:tc>
+        <w:tc>
+          <w:tcPr>
+            <w:tcW w:type="dxa" w:w="1440"/>
+          </w:tcPr>
+          <w:p>
+            <w:r>
+              <w:t>East US 2</w:t>
+            </w:r>
+          </w:p>
+        </w:tc>
+        <w:tc>
+          <w:tcPr>
+            <w:tcW w:type="dxa" w:w="1440"/>
+          </w:tcPr>
+          <w:p>
+            <w:r>
+              <w:t>Running</w:t>
+            </w:r>
+          </w:p>
+        </w:tc>
+        <w:tc>
+          <w:tcPr>
+            <w:tcW w:type="dxa" w:w="1440"/>
+          </w:tcPr>
+          <w:p>
+            <w:r>
+              <w:t>$45.00</w:t>
+            </w:r>
+          </w:p>
+        </w:tc>
+      </w:tr>
+      <w:tr>
+        <w:tc>
+          <w:tcPr>
+            <w:tcW w:type="dxa" w:w="1440"/>
+          </w:tcPr>
+          <w:p>
+            <w:r>
+              <w:t>22</w:t>
+            </w:r>
+          </w:p>
+        </w:tc>
+        <w:tc>
+          <w:tcPr>
+            <w:tcW w:type="dxa" w:w="1440"/>
+          </w:tcPr>
+          <w:p>
+            <w:r>
+              <w:t>kb-agent-cosmos-db-22</w:t>
+            </w:r>
+          </w:p>
+        </w:tc>
+        <w:tc>
+          <w:tcPr>
+            <w:tcW w:type="dxa" w:w="1440"/>
+          </w:tcPr>
+          <w:p>
+            <w:r>
+              <w:t>Cosmos DB</w:t>
+            </w:r>
+          </w:p>
+        </w:tc>
+        <w:tc>
+          <w:tcPr>
+            <w:tcW w:type="dxa" w:w="1440"/>
+          </w:tcPr>
+          <w:p>
+            <w:r>
+              <w:t>West US 3</w:t>
+            </w:r>
+          </w:p>
+        </w:tc>
+        <w:tc>
+          <w:tcPr>
+            <w:tcW w:type="dxa" w:w="1440"/>
+          </w:tcPr>
+          <w:p>
+            <w:r>
+              <w:t>Provisioned</w:t>
+            </w:r>
+          </w:p>
+        </w:tc>
+        <w:tc>
+          <w:tcPr>
+            <w:tcW w:type="dxa" w:w="1440"/>
+          </w:tcPr>
+          <w:p>
+            <w:r>
+              <w:t>$120.50</w:t>
+            </w:r>
+          </w:p>
+        </w:tc>
+      </w:tr>
+      <w:tr>
+        <w:tc>
+          <w:tcPr>
+            <w:tcW w:type="dxa" w:w="1440"/>
+          </w:tcPr>
+          <w:p>
+            <w:r>
+              <w:t>23</w:t>
+            </w:r>
+          </w:p>
+        </w:tc>
+        <w:tc>
+          <w:tcPr>
+            <w:tcW w:type="dxa" w:w="1440"/>
+          </w:tcPr>
+          <w:p>
+            <w:r>
+              <w:t>kb-agent-ai-search-23</w:t>
+            </w:r>
+          </w:p>
+        </w:tc>
+        <w:tc>
+          <w:tcPr>
+            <w:tcW w:type="dxa" w:w="1440"/>
+          </w:tcPr>
+          <w:p>
+            <w:r>
+              <w:t>AI Search</w:t>
+            </w:r>
+          </w:p>
+        </w:tc>
+        <w:tc>
+          <w:tcPr>
+            <w:tcW w:type="dxa" w:w="1440"/>
+          </w:tcPr>
+          <w:p>
+            <w:r>
+              <w:t>Central US</w:t>
+            </w:r>
+          </w:p>
+        </w:tc>
+        <w:tc>
+          <w:tcPr>
+            <w:tcW w:type="dxa" w:w="1440"/>
+          </w:tcPr>
+          <w:p>
+            <w:r>
+              <w:t>Scaling</w:t>
+            </w:r>
+          </w:p>
+        </w:tc>
+        <w:tc>
+          <w:tcPr>
+            <w:tcW w:type="dxa" w:w="1440"/>
+          </w:tcPr>
+          <w:p>
+            <w:r>
+              <w:t>$89.99</w:t>
+            </w:r>
+          </w:p>
+        </w:tc>
+      </w:tr>
+      <w:tr>
+        <w:tc>
+          <w:tcPr>
+            <w:tcW w:type="dxa" w:w="1440"/>
+          </w:tcPr>
+          <w:p>
+            <w:r>
+              <w:t>24</w:t>
+            </w:r>
+          </w:p>
+        </w:tc>
+        <w:tc>
+          <w:tcPr>
+            <w:tcW w:type="dxa" w:w="1440"/>
+          </w:tcPr>
+          <w:p>
+            <w:r>
+              <w:t>kb-agent-openai-24</w:t>
+            </w:r>
+          </w:p>
+        </w:tc>
+        <w:tc>
+          <w:tcPr>
+            <w:tcW w:type="dxa" w:w="1440"/>
+          </w:tcPr>
+          <w:p>
+            <w:r>
+              <w:t>OpenAI</w:t>
+            </w:r>
+          </w:p>
+        </w:tc>
+        <w:tc>
+          <w:tcPr>
+            <w:tcW w:type="dxa" w:w="1440"/>
+          </w:tcPr>
+          <w:p>
+            <w:r>
+              <w:t>North Europe</w:t>
+            </w:r>
+          </w:p>
+        </w:tc>
+        <w:tc>
+          <w:tcPr>
+            <w:tcW w:type="dxa" w:w="1440"/>
+          </w:tcPr>
+          <w:p>
+            <w:r>
+              <w:t>Updating</w:t>
+            </w:r>
+          </w:p>
+        </w:tc>
+        <w:tc>
+          <w:tcPr>
+            <w:tcW w:type="dxa" w:w="1440"/>
+          </w:tcPr>
+          <w:p>
+            <w:r>
+              <w:t>$210.00</w:t>
+            </w:r>
+          </w:p>
+        </w:tc>
+      </w:tr>
+      <w:tr>
+        <w:tc>
+          <w:tcPr>
+            <w:tcW w:type="dxa" w:w="1440"/>
+          </w:tcPr>
+          <w:p>
+            <w:r>
+              <w:t>25</w:t>
+            </w:r>
+          </w:p>
+        </w:tc>
+        <w:tc>
+          <w:tcPr>
+            <w:tcW w:type="dxa" w:w="1440"/>
+          </w:tcPr>
+          <w:p>
+            <w:r>
+              <w:t>kb-agent-blob-storage-25</w:t>
+            </w:r>
+          </w:p>
+        </w:tc>
+        <w:tc>
+          <w:tcPr>
+            <w:tcW w:type="dxa" w:w="1440"/>
+          </w:tcPr>
+          <w:p>
+            <w:r>
+              <w:t>Blob Storage</w:t>
+            </w:r>
+          </w:p>
+        </w:tc>
+        <w:tc>
+          <w:tcPr>
+            <w:tcW w:type="dxa" w:w="1440"/>
+          </w:tcPr>
+          <w:p>
+            <w:r>
+              <w:t>West Europe</w:t>
+            </w:r>
+          </w:p>
+        </w:tc>
+        <w:tc>
+          <w:tcPr>
+            <w:tcW w:type="dxa" w:w="1440"/>
+          </w:tcPr>
+          <w:p>
+            <w:r>
+              <w:t>Healthy</w:t>
+            </w:r>
+          </w:p>
+        </w:tc>
+        <w:tc>
+          <w:tcPr>
+            <w:tcW w:type="dxa" w:w="1440"/>
+          </w:tcPr>
+          <w:p>
+            <w:r>
+              <w:t>$15.75</w:t>
+            </w:r>
+          </w:p>
+        </w:tc>
+      </w:tr>
+      <w:tr>
+        <w:tc>
+          <w:tcPr>
+            <w:tcW w:type="dxa" w:w="1440"/>
+          </w:tcPr>
+          <w:p>
+            <w:r>
+              <w:t>26</w:t>
+            </w:r>
+          </w:p>
+        </w:tc>
+        <w:tc>
+          <w:tcPr>
+            <w:tcW w:type="dxa" w:w="1440"/>
+          </w:tcPr>
+          <w:p>
+            <w:r>
+              <w:t>kb-agent-key-vault-26</w:t>
+            </w:r>
+          </w:p>
+        </w:tc>
+        <w:tc>
+          <w:tcPr>
+            <w:tcW w:type="dxa" w:w="1440"/>
+          </w:tcPr>
+          <w:p>
+            <w:r>
+              <w:t>Key Vault</w:t>
+            </w:r>
+          </w:p>
+        </w:tc>
+        <w:tc>
+          <w:tcPr>
+            <w:tcW w:type="dxa" w:w="1440"/>
+          </w:tcPr>
+          <w:p>
+            <w:r>
+              <w:t>East US 2</w:t>
+            </w:r>
+          </w:p>
+        </w:tc>
+        <w:tc>
+          <w:tcPr>
+            <w:tcW w:type="dxa" w:w="1440"/>
+          </w:tcPr>
+          <w:p>
+            <w:r>
+              <w:t>Running</w:t>
+            </w:r>
+          </w:p>
+        </w:tc>
+        <w:tc>
+          <w:tcPr>
+            <w:tcW w:type="dxa" w:w="1440"/>
+          </w:tcPr>
+          <w:p>
+            <w:r>
+              <w:t>$32.40</w:t>
+            </w:r>
+          </w:p>
+        </w:tc>
+      </w:tr>
+      <w:tr>
+        <w:tc>
+          <w:tcPr>
+            <w:tcW w:type="dxa" w:w="1440"/>
+          </w:tcPr>
+          <w:p>
+            <w:r>
+              <w:t>27</w:t>
+            </w:r>
+          </w:p>
+        </w:tc>
+        <w:tc>
+          <w:tcPr>
+            <w:tcW w:type="dxa" w:w="1440"/>
+          </w:tcPr>
+          <w:p>
+            <w:r>
+              <w:t>kb-agent-app-insights-27</w:t>
+            </w:r>
+          </w:p>
+        </w:tc>
+        <w:tc>
+          <w:tcPr>
+            <w:tcW w:type="dxa" w:w="1440"/>
+          </w:tcPr>
+          <w:p>
+            <w:r>
+              <w:t>App Insights</w:t>
+            </w:r>
+          </w:p>
+        </w:tc>
+        <w:tc>
+          <w:tcPr>
+            <w:tcW w:type="dxa" w:w="1440"/>
+          </w:tcPr>
+          <w:p>
+            <w:r>
+              <w:t>West US 3</w:t>
+            </w:r>
+          </w:p>
+        </w:tc>
+        <w:tc>
+          <w:tcPr>
+            <w:tcW w:type="dxa" w:w="1440"/>
+          </w:tcPr>
+          <w:p>
+            <w:r>
+              <w:t>Provisioned</w:t>
+            </w:r>
+          </w:p>
+        </w:tc>
+        <w:tc>
+          <w:tcPr>
+            <w:tcW w:type="dxa" w:w="1440"/>
+          </w:tcPr>
+          <w:p>
+            <w:r>
+              <w:t>$8.50</w:t>
+            </w:r>
+          </w:p>
+        </w:tc>
+      </w:tr>
+      <w:tr>
+        <w:tc>
+          <w:tcPr>
+            <w:tcW w:type="dxa" w:w="1440"/>
+          </w:tcPr>
+          <w:p>
+            <w:r>
+              <w:t>28</w:t>
+            </w:r>
+          </w:p>
+        </w:tc>
+        <w:tc>
+          <w:tcPr>
+            <w:tcW w:type="dxa" w:w="1440"/>
+          </w:tcPr>
+          <w:p>
+            <w:r>
+              <w:t>kb-agent-log-analytics-28</w:t>
+            </w:r>
+          </w:p>
+        </w:tc>
+        <w:tc>
+          <w:tcPr>
+            <w:tcW w:type="dxa" w:w="1440"/>
+          </w:tcPr>
+          <w:p>
+            <w:r>
+              <w:t>Log Analytics</w:t>
+            </w:r>
+          </w:p>
+        </w:tc>
+        <w:tc>
+          <w:tcPr>
+            <w:tcW w:type="dxa" w:w="1440"/>
+          </w:tcPr>
+          <w:p>
+            <w:r>
+              <w:t>Central US</w:t>
+            </w:r>
+          </w:p>
+        </w:tc>
+        <w:tc>
+          <w:tcPr>
+            <w:tcW w:type="dxa" w:w="1440"/>
+          </w:tcPr>
+          <w:p>
+            <w:r>
+              <w:t>Scaling</w:t>
+            </w:r>
+          </w:p>
+        </w:tc>
+        <w:tc>
+          <w:tcPr>
+            <w:tcW w:type="dxa" w:w="1440"/>
+          </w:tcPr>
+          <w:p>
+            <w:r>
+              <w:t>$55.20</w:t>
+            </w:r>
+          </w:p>
+        </w:tc>
+      </w:tr>
+      <w:tr>
+        <w:tc>
+          <w:tcPr>
+            <w:tcW w:type="dxa" w:w="1440"/>
+          </w:tcPr>
+          <w:p>
+            <w:r>
+              <w:t>29</w:t>
+            </w:r>
+          </w:p>
+        </w:tc>
+        <w:tc>
+          <w:tcPr>
+            <w:tcW w:type="dxa" w:w="1440"/>
+          </w:tcPr>
+          <w:p>
+            <w:r>
+              <w:t>kb-agent-container-registry-29</w:t>
+            </w:r>
+          </w:p>
+        </w:tc>
+        <w:tc>
+          <w:tcPr>
+            <w:tcW w:type="dxa" w:w="1440"/>
+          </w:tcPr>
+          <w:p>
+            <w:r>
+              <w:t>Container Registry</w:t>
+            </w:r>
+          </w:p>
+        </w:tc>
+        <w:tc>
+          <w:tcPr>
+            <w:tcW w:type="dxa" w:w="1440"/>
+          </w:tcPr>
+          <w:p>
+            <w:r>
+              <w:t>North Europe</w:t>
+            </w:r>
+          </w:p>
+        </w:tc>
+        <w:tc>
+          <w:tcPr>
+            <w:tcW w:type="dxa" w:w="1440"/>
+          </w:tcPr>
+          <w:p>
+            <w:r>
+              <w:t>Updating</w:t>
+            </w:r>
+          </w:p>
+        </w:tc>
+        <w:tc>
+          <w:tcPr>
+            <w:tcW w:type="dxa" w:w="1440"/>
+          </w:tcPr>
+          <w:p>
+            <w:r>
+              <w:t>$178.00</w:t>
+            </w:r>
+          </w:p>
+        </w:tc>
+      </w:tr>
+      <w:tr>
+        <w:tc>
+          <w:tcPr>
+            <w:tcW w:type="dxa" w:w="1440"/>
+          </w:tcPr>
+          <w:p>
+            <w:r>
+              <w:t>30</w:t>
+            </w:r>
+          </w:p>
+        </w:tc>
+        <w:tc>
+          <w:tcPr>
+            <w:tcW w:type="dxa" w:w="1440"/>
+          </w:tcPr>
+          <w:p>
+            <w:r>
+              <w:t>kb-agent-virtual-network-30</w:t>
+            </w:r>
+          </w:p>
+        </w:tc>
+        <w:tc>
+          <w:tcPr>
+            <w:tcW w:type="dxa" w:w="1440"/>
+          </w:tcPr>
+          <w:p>
+            <w:r>
+              <w:t>Virtual Network</w:t>
+            </w:r>
+          </w:p>
+        </w:tc>
+        <w:tc>
+          <w:tcPr>
+            <w:tcW w:type="dxa" w:w="1440"/>
+          </w:tcPr>
+          <w:p>
+            <w:r>
+              <w:t>West Europe</w:t>
+            </w:r>
+          </w:p>
+        </w:tc>
+        <w:tc>
+          <w:tcPr>
+            <w:tcW w:type="dxa" w:w="1440"/>
+          </w:tcPr>
+          <w:p>
+            <w:r>
+              <w:t>Healthy</w:t>
+            </w:r>
+          </w:p>
+        </w:tc>
+        <w:tc>
+          <w:tcPr>
+            <w:tcW w:type="dxa" w:w="1440"/>
+          </w:tcPr>
+          <w:p>
+            <w:r>
+              <w:t>$0.00</w:t>
+            </w:r>
+          </w:p>
+        </w:tc>
+      </w:tr>
+    </w:tbl>
+    <w:p>
+      <w:pPr>
+        <w:pStyle w:val="Heading1"/>
+      </w:pPr>
+      <w:r>
+        <w:t>References</w:t>
+      </w:r>
+    </w:p>
+    <w:p>
+      <w:pPr>
+        <w:pStyle w:val="ListBullet"/>
+      </w:pPr>
+      <w:hyperlink r:id="rId9">
+        <w:r>
+          <w:rPr>
+            <w:rStyle w:val="Hyperlink"/>
+            <w:color w:val="0563C1"/>
+            <w:u w:val="single"/>
+          </w:rPr>
+          <w:t>Azure AI Search documentation</w:t>
+        </w:r>
+      </w:hyperlink>
+    </w:p>
+    <w:p>
+      <w:pPr>
+        <w:pStyle w:val="ListBullet"/>
+      </w:pPr>
+      <w:hyperlink r:id="rId13">
+        <w:r>
+          <w:rPr>
+            <w:rStyle w:val="Hyperlink"/>
+            <w:color w:val="0563C1"/>
+            <w:u w:val="single"/>
+          </w:rPr>
+          <w:t>Azure OpenAI Service</w:t>
+        </w:r>
+      </w:hyperlink>
+    </w:p>
+    <w:p>
+      <w:pPr>
+        <w:pStyle w:val="ListBullet"/>
+      </w:pPr>
+      <w:hyperlink r:id="rId14">
+        <w:r>
+          <w:rPr>
+            <w:rStyle w:val="Hyperlink"/>
+            <w:color w:val="0563C1"/>
+            <w:u w:val="single"/>
+          </w:rPr>
+          <w:t>MarkItDown on GitHub</w:t>
+        </w:r>
+      </w:hyperlink>
+    </w:p>
+    <w:p>
+      <w:pPr>
+        <w:pStyle w:val="ListBullet"/>
+      </w:pPr>
+      <w:hyperlink r:id="rId15">
+        <w:r>
+          <w:rPr>
+            <w:rStyle w:val="Hyperlink"/>
+            <w:color w:val="0563C1"/>
+            <w:u w:val="single"/>
+          </w:rPr>
+          <w:t>Azure Container Apps</w:t>
+        </w:r>
+      </w:hyperlink>
+    </w:p>
+    <w:p>
+      <w:pPr>
+        <w:pStyle w:val="ListBullet"/>
+      </w:pPr>
+      <w:hyperlink r:id="rId16">
+        <w:r>
+          <w:rPr>
+            <w:rStyle w:val="Hyperlink"/>
+            <w:color w:val="0563C1"/>
+            <w:u w:val="single"/>
+          </w:rPr>
+          <w:t>Bicep documentation</w:t>
+        </w:r>
+      </w:hyperlink>
     </w:p>
     <w:sectPr>
       <w:pgSz w:w="12240" w:h="15840"/>
